--- a/docs/Flow 测试问题汇总.docx
+++ b/docs/Flow 测试问题汇总.docx
@@ -12,6 +12,1064 @@
         </w:rPr>
         <w:t>low 测试问题汇总</w:t>
       </w:r>
+    </w:p>
+    <w:p>
+      <w:r>
+        <w:rPr>
+          <w:rFonts w:hint="eastAsia"/>
+        </w:rPr>
+        <w:t xml:space="preserve"> </w:t>
+      </w:r>
+    </w:p>
+    <w:p>
+      <w:pPr>
+        <w:rPr>
+          <w:rFonts w:hint="eastAsia"/>
+        </w:rPr>
+      </w:pPr>
+      <w:r>
+        <w:rPr>
+          <w:rFonts w:hint="eastAsia"/>
+        </w:rPr>
+        <w:t>1、</w:t>
+      </w:r>
+      <w:r>
+        <w:rPr>
+          <w:rFonts w:hint="eastAsia"/>
+        </w:rPr>
+        <w:t>表单挪入子页面后，保存全部后再刷新，</w:t>
+      </w:r>
+      <w:r>
+        <w:rPr>
+          <w:rFonts w:ascii="Cambria" w:hAnsi="Cambria" w:cs="Cambria" w:hint="eastAsia"/>
+        </w:rPr>
+        <w:t>又跑到外面了，点击发布也提示没有需要发布的内容</w:t>
+      </w:r>
+    </w:p>
+    <w:p/>
+    <w:p>
+      <w:r>
+        <w:rPr>
+          <w:noProof/>
+        </w:rPr>
+        <w:drawing>
+          <wp:inline distT="0" distB="0" distL="0" distR="0" wp14:anchorId="60F53FDE" wp14:editId="28C9BC8F">
+            <wp:extent cx="5274310" cy="3028315"/>
+            <wp:effectExtent l="0" t="0" r="0" b="0"/>
+            <wp:docPr id="1474801599" name="图片 1"/>
+            <wp:cNvGraphicFramePr>
+              <a:graphicFrameLocks xmlns:a="http://schemas.openxmlformats.org/drawingml/2006/main" noChangeAspect="1"/>
+            </wp:cNvGraphicFramePr>
+            <a:graphic xmlns:a="http://schemas.openxmlformats.org/drawingml/2006/main">
+              <a:graphicData uri="http://schemas.openxmlformats.org/drawingml/2006/picture">
+                <pic:pic xmlns:pic="http://schemas.openxmlformats.org/drawingml/2006/picture">
+                  <pic:nvPicPr>
+                    <pic:cNvPr id="1474801599" name=""/>
+                    <pic:cNvPicPr/>
+                  </pic:nvPicPr>
+                  <pic:blipFill>
+                    <a:blip r:embed="rId4"/>
+                    <a:stretch>
+                      <a:fillRect/>
+                    </a:stretch>
+                  </pic:blipFill>
+                  <pic:spPr>
+                    <a:xfrm>
+                      <a:off x="0" y="0"/>
+                      <a:ext cx="5274310" cy="3028315"/>
+                    </a:xfrm>
+                    <a:prstGeom prst="rect">
+                      <a:avLst/>
+                    </a:prstGeom>
+                  </pic:spPr>
+                </pic:pic>
+              </a:graphicData>
+            </a:graphic>
+          </wp:inline>
+        </w:drawing>
+      </w:r>
+    </w:p>
+    <w:p/>
+    <w:p>
+      <w:r>
+        <w:rPr>
+          <w:rFonts w:hint="eastAsia"/>
+        </w:rPr>
+        <w:t>2、</w:t>
+      </w:r>
+      <w:r>
+        <w:rPr>
+          <w:rFonts w:hint="eastAsia"/>
+        </w:rPr>
+        <w:t>目前列表的操作栏要是配置了打开的表单后，表单再次编辑生效后，打开的还是原来的，目前列表自己都没有版本只分了，这个打开就打开对应编码最新的表单即可</w:t>
+      </w:r>
+    </w:p>
+    <w:p/>
+    <w:p>
+      <w:pPr>
+        <w:rPr>
+          <w:rFonts w:hint="eastAsia"/>
+        </w:rPr>
+      </w:pPr>
+      <w:r>
+        <w:rPr>
+          <w:rFonts w:hint="eastAsia"/>
+        </w:rPr>
+        <w:t>3、列表增加导入导出的配置</w:t>
+      </w:r>
+      <w:r>
+        <w:rPr>
+          <w:rFonts w:hint="eastAsia"/>
+        </w:rPr>
+        <w:t>，以列表为纬度，设置导入导出的字段，及导入字段的映射校验</w:t>
+      </w:r>
+      <w:r>
+        <w:rPr>
+          <w:rFonts w:hint="eastAsia"/>
+        </w:rPr>
+        <w:t>，及导入文档设置</w:t>
+      </w:r>
+      <w:r>
+        <w:rPr>
+          <w:rFonts w:hint="eastAsia"/>
+        </w:rPr>
+        <w:t>，后端固定常用的数据校验，使用</w:t>
+      </w:r>
+      <w:proofErr w:type="spellStart"/>
+      <w:r>
+        <w:rPr>
+          <w:rFonts w:hint="eastAsia"/>
+        </w:rPr>
+        <w:t>easyexcel</w:t>
+      </w:r>
+      <w:proofErr w:type="spellEnd"/>
+      <w:r>
+        <w:rPr>
+          <w:rFonts w:hint="eastAsia"/>
+        </w:rPr>
+        <w:t>，在</w:t>
+      </w:r>
+      <w:r>
+        <w:t>integration</w:t>
+      </w:r>
+      <w:r>
+        <w:rPr>
+          <w:rFonts w:hint="eastAsia"/>
+        </w:rPr>
+        <w:t>增加excel相关的工具类</w:t>
+      </w:r>
+    </w:p>
+    <w:p/>
+    <w:p>
+      <w:r>
+        <w:rPr>
+          <w:rFonts w:hint="eastAsia"/>
+        </w:rPr>
+        <w:t>4</w:t>
+      </w:r>
+      <w:r>
+        <w:t xml:space="preserve">. </w:t>
+      </w:r>
+      <w:r>
+        <w:rPr>
+          <w:rFonts w:hint="eastAsia"/>
+        </w:rPr>
+        <w:t>关联其他表单时，提示</w:t>
+      </w:r>
+      <w:r>
+        <w:rPr>
+          <w:rFonts w:hint="eastAsia"/>
+        </w:rPr>
+        <w:t xml:space="preserve"> </w:t>
+      </w:r>
+      <w:r>
+        <w:t>字段未配置为可查询条件</w:t>
+      </w:r>
+      <w:r>
+        <w:rPr>
+          <w:rFonts w:hint="eastAsia"/>
+        </w:rPr>
+        <w:t>： status，父表单配置了一下就好了，总感觉这里不对</w:t>
+      </w:r>
+    </w:p>
+    <w:p>
+      <w:r>
+        <w:rPr>
+          <w:rFonts w:hint="eastAsia"/>
+        </w:rPr>
+        <w:t>5.附件的删除和更新无效</w:t>
+      </w:r>
+    </w:p>
+    <w:p>
+      <w:r>
+        <w:rPr>
+          <w:rFonts w:hint="eastAsia"/>
+        </w:rPr>
+        <w:t>6.建立了实体关系后，不要两边都出现，如果子需要跟父建立关系，子哉维护一个就好了</w:t>
+      </w:r>
+    </w:p>
+    <w:p>
+      <w:r>
+        <w:rPr>
+          <w:noProof/>
+        </w:rPr>
+        <w:lastRenderedPageBreak/>
+        <w:drawing>
+          <wp:inline distT="0" distB="0" distL="0" distR="0" wp14:anchorId="7D453AA7" wp14:editId="1851AE42">
+            <wp:extent cx="5274310" cy="7777480"/>
+            <wp:effectExtent l="0" t="0" r="0" b="0"/>
+            <wp:docPr id="1737802032" name="图片 1"/>
+            <wp:cNvGraphicFramePr>
+              <a:graphicFrameLocks xmlns:a="http://schemas.openxmlformats.org/drawingml/2006/main" noChangeAspect="1"/>
+            </wp:cNvGraphicFramePr>
+            <a:graphic xmlns:a="http://schemas.openxmlformats.org/drawingml/2006/main">
+              <a:graphicData uri="http://schemas.openxmlformats.org/drawingml/2006/picture">
+                <pic:pic xmlns:pic="http://schemas.openxmlformats.org/drawingml/2006/picture">
+                  <pic:nvPicPr>
+                    <pic:cNvPr id="1737802032" name=""/>
+                    <pic:cNvPicPr/>
+                  </pic:nvPicPr>
+                  <pic:blipFill>
+                    <a:blip r:embed="rId5"/>
+                    <a:stretch>
+                      <a:fillRect/>
+                    </a:stretch>
+                  </pic:blipFill>
+                  <pic:spPr>
+                    <a:xfrm>
+                      <a:off x="0" y="0"/>
+                      <a:ext cx="5274310" cy="7777480"/>
+                    </a:xfrm>
+                    <a:prstGeom prst="rect">
+                      <a:avLst/>
+                    </a:prstGeom>
+                  </pic:spPr>
+                </pic:pic>
+              </a:graphicData>
+            </a:graphic>
+          </wp:inline>
+        </w:drawing>
+      </w:r>
+    </w:p>
+    <w:p>
+      <w:r>
+        <w:rPr>
+          <w:noProof/>
+        </w:rPr>
+        <w:lastRenderedPageBreak/>
+        <w:drawing>
+          <wp:inline distT="0" distB="0" distL="0" distR="0" wp14:anchorId="0EA07188" wp14:editId="3C302734">
+            <wp:extent cx="5207000" cy="8863330"/>
+            <wp:effectExtent l="0" t="0" r="0" b="1270"/>
+            <wp:docPr id="1012582937" name="图片 1"/>
+            <wp:cNvGraphicFramePr>
+              <a:graphicFrameLocks xmlns:a="http://schemas.openxmlformats.org/drawingml/2006/main" noChangeAspect="1"/>
+            </wp:cNvGraphicFramePr>
+            <a:graphic xmlns:a="http://schemas.openxmlformats.org/drawingml/2006/main">
+              <a:graphicData uri="http://schemas.openxmlformats.org/drawingml/2006/picture">
+                <pic:pic xmlns:pic="http://schemas.openxmlformats.org/drawingml/2006/picture">
+                  <pic:nvPicPr>
+                    <pic:cNvPr id="1012582937" name=""/>
+                    <pic:cNvPicPr/>
+                  </pic:nvPicPr>
+                  <pic:blipFill>
+                    <a:blip r:embed="rId6"/>
+                    <a:stretch>
+                      <a:fillRect/>
+                    </a:stretch>
+                  </pic:blipFill>
+                  <pic:spPr>
+                    <a:xfrm>
+                      <a:off x="0" y="0"/>
+                      <a:ext cx="5207000" cy="8863330"/>
+                    </a:xfrm>
+                    <a:prstGeom prst="rect">
+                      <a:avLst/>
+                    </a:prstGeom>
+                  </pic:spPr>
+                </pic:pic>
+              </a:graphicData>
+            </a:graphic>
+          </wp:inline>
+        </w:drawing>
+      </w:r>
+    </w:p>
+    <w:p/>
+    <w:p>
+      <w:r>
+        <w:rPr>
+          <w:rFonts w:hint="eastAsia"/>
+        </w:rPr>
+        <w:t>7.验证下级连组件</w:t>
+      </w:r>
+    </w:p>
+    <w:p>
+      <w:r>
+        <w:rPr>
+          <w:rFonts w:hint="eastAsia"/>
+        </w:rPr>
+        <w:t>8.增加步骤表单，点击下一步类似于保存</w:t>
+      </w:r>
+      <w:r>
+        <w:rPr>
+          <w:rFonts w:hint="eastAsia"/>
+        </w:rPr>
+        <w:t>，可回退</w:t>
+      </w:r>
+      <w:r>
+        <w:rPr>
+          <w:rFonts w:hint="eastAsia"/>
+        </w:rPr>
+        <w:t>，最后一步保存成功</w:t>
+      </w:r>
+    </w:p>
+    <w:p/>
+    <w:p>
+      <w:pPr>
+        <w:pStyle w:val="ae"/>
+      </w:pPr>
+      <w:r>
+        <w:rPr>
+          <w:rFonts w:hint="eastAsia"/>
+        </w:rPr>
+        <w:t>9、</w:t>
+      </w:r>
+      <w:r>
+        <w:t>表单设置中，这个下拉选择没有值呢</w:t>
+      </w:r>
+    </w:p>
+    <w:p>
+      <w:r>
+        <w:rPr>
+          <w:noProof/>
+        </w:rPr>
+        <w:drawing>
+          <wp:inline distT="0" distB="0" distL="0" distR="0" wp14:anchorId="59F28A77" wp14:editId="3C816B31">
+            <wp:extent cx="5274310" cy="2367915"/>
+            <wp:effectExtent l="0" t="0" r="0" b="0"/>
+            <wp:docPr id="1301854703" name="图片 1" descr="User attachment"/>
+            <wp:cNvGraphicFramePr>
+              <a:graphicFrameLocks xmlns:a="http://schemas.openxmlformats.org/drawingml/2006/main" noChangeAspect="1"/>
+            </wp:cNvGraphicFramePr>
+            <a:graphic xmlns:a="http://schemas.openxmlformats.org/drawingml/2006/main">
+              <a:graphicData uri="http://schemas.openxmlformats.org/drawingml/2006/picture">
+                <pic:pic xmlns:pic="http://schemas.openxmlformats.org/drawingml/2006/picture">
+                  <pic:nvPicPr>
+                    <pic:cNvPr id="0" name="Picture 1" descr="User attachment"/>
+                    <pic:cNvPicPr>
+                      <a:picLocks noChangeAspect="1" noChangeArrowheads="1"/>
+                    </pic:cNvPicPr>
+                  </pic:nvPicPr>
+                  <pic:blipFill>
+                    <a:blip r:embed="rId7" cstate="print">
+                      <a:extLst>
+                        <a:ext uri="{28A0092B-C50C-407E-A947-70E740481C1C}">
+                          <a14:useLocalDpi xmlns:a14="http://schemas.microsoft.com/office/drawing/2010/main" val="0"/>
+                        </a:ext>
+                      </a:extLst>
+                    </a:blip>
+                    <a:srcRect/>
+                    <a:stretch>
+                      <a:fillRect/>
+                    </a:stretch>
+                  </pic:blipFill>
+                  <pic:spPr bwMode="auto">
+                    <a:xfrm>
+                      <a:off x="0" y="0"/>
+                      <a:ext cx="5274310" cy="2367915"/>
+                    </a:xfrm>
+                    <a:prstGeom prst="rect">
+                      <a:avLst/>
+                    </a:prstGeom>
+                    <a:noFill/>
+                    <a:ln>
+                      <a:noFill/>
+                    </a:ln>
+                  </pic:spPr>
+                </pic:pic>
+              </a:graphicData>
+            </a:graphic>
+          </wp:inline>
+        </w:drawing>
+      </w:r>
+    </w:p>
+    <w:p/>
+    <w:p/>
+    <w:p>
+      <w:r>
+        <w:rPr>
+          <w:rFonts w:hint="eastAsia"/>
+        </w:rPr>
+        <w:t>10. 表单填写的时候增加是否脱敏，保留位数等</w:t>
+      </w:r>
+    </w:p>
+    <w:p>
+      <w:r>
+        <w:rPr>
+          <w:rFonts w:hint="eastAsia"/>
+        </w:rPr>
+        <w:t>11． 列表显示的时候也增加对应的设置</w:t>
+      </w:r>
+    </w:p>
+    <w:p>
+      <w:pPr>
+        <w:rPr>
+          <w:rFonts w:hint="eastAsia"/>
+        </w:rPr>
+      </w:pPr>
+      <w:r>
+        <w:rPr>
+          <w:rFonts w:hint="eastAsia"/>
+        </w:rPr>
+        <w:t>12.修改表单对应列表的关系后，发布表单并且热修复，再次编辑打开表单后，还是原来的版本</w:t>
+      </w:r>
+      <w:r>
+        <w:rPr>
+          <w:rFonts w:hint="eastAsia"/>
+        </w:rPr>
+        <w:t xml:space="preserve"> （测试发现还需要发布对应的列表才生效，因为列表绑定了对应的表单信息）</w:t>
+      </w:r>
+    </w:p>
+    <w:p>
+      <w:r>
+        <w:drawing>
+          <wp:inline distT="0" distB="0" distL="0" distR="0" wp14:anchorId="74A013D6" wp14:editId="2899B56D">
+            <wp:extent cx="5274310" cy="2292985"/>
+            <wp:effectExtent l="0" t="0" r="0" b="5715"/>
+            <wp:docPr id="988131212" name="图片 1"/>
+            <wp:cNvGraphicFramePr>
+              <a:graphicFrameLocks xmlns:a="http://schemas.openxmlformats.org/drawingml/2006/main" noChangeAspect="1"/>
+            </wp:cNvGraphicFramePr>
+            <a:graphic xmlns:a="http://schemas.openxmlformats.org/drawingml/2006/main">
+              <a:graphicData uri="http://schemas.openxmlformats.org/drawingml/2006/picture">
+                <pic:pic xmlns:pic="http://schemas.openxmlformats.org/drawingml/2006/picture">
+                  <pic:nvPicPr>
+                    <pic:cNvPr id="988131212" name=""/>
+                    <pic:cNvPicPr/>
+                  </pic:nvPicPr>
+                  <pic:blipFill>
+                    <a:blip r:embed="rId8"/>
+                    <a:stretch>
+                      <a:fillRect/>
+                    </a:stretch>
+                  </pic:blipFill>
+                  <pic:spPr>
+                    <a:xfrm>
+                      <a:off x="0" y="0"/>
+                      <a:ext cx="5274310" cy="2292985"/>
+                    </a:xfrm>
+                    <a:prstGeom prst="rect">
+                      <a:avLst/>
+                    </a:prstGeom>
+                  </pic:spPr>
+                </pic:pic>
+              </a:graphicData>
+            </a:graphic>
+          </wp:inline>
+        </w:drawing>
+      </w:r>
+    </w:p>
+    <w:p>
+      <w:r>
+        <w:lastRenderedPageBreak/>
+        <w:drawing>
+          <wp:inline distT="0" distB="0" distL="0" distR="0" wp14:anchorId="0353E5A8" wp14:editId="35D2A778">
+            <wp:extent cx="5274310" cy="5201920"/>
+            <wp:effectExtent l="0" t="0" r="0" b="5080"/>
+            <wp:docPr id="456651904" name="图片 1"/>
+            <wp:cNvGraphicFramePr>
+              <a:graphicFrameLocks xmlns:a="http://schemas.openxmlformats.org/drawingml/2006/main" noChangeAspect="1"/>
+            </wp:cNvGraphicFramePr>
+            <a:graphic xmlns:a="http://schemas.openxmlformats.org/drawingml/2006/main">
+              <a:graphicData uri="http://schemas.openxmlformats.org/drawingml/2006/picture">
+                <pic:pic xmlns:pic="http://schemas.openxmlformats.org/drawingml/2006/picture">
+                  <pic:nvPicPr>
+                    <pic:cNvPr id="456651904" name=""/>
+                    <pic:cNvPicPr/>
+                  </pic:nvPicPr>
+                  <pic:blipFill>
+                    <a:blip r:embed="rId9"/>
+                    <a:stretch>
+                      <a:fillRect/>
+                    </a:stretch>
+                  </pic:blipFill>
+                  <pic:spPr>
+                    <a:xfrm>
+                      <a:off x="0" y="0"/>
+                      <a:ext cx="5274310" cy="5201920"/>
+                    </a:xfrm>
+                    <a:prstGeom prst="rect">
+                      <a:avLst/>
+                    </a:prstGeom>
+                  </pic:spPr>
+                </pic:pic>
+              </a:graphicData>
+            </a:graphic>
+          </wp:inline>
+        </w:drawing>
+      </w:r>
+    </w:p>
+    <w:p>
+      <w:r>
+        <w:rPr>
+          <w:rFonts w:hint="eastAsia"/>
+        </w:rPr>
+        <w:t>13 outbox报错</w:t>
+      </w:r>
+    </w:p>
+    <w:p>
+      <w:r>
+        <w:drawing>
+          <wp:inline distT="0" distB="0" distL="0" distR="0" wp14:anchorId="0EAA026B" wp14:editId="06872153">
+            <wp:extent cx="5274310" cy="3216275"/>
+            <wp:effectExtent l="0" t="0" r="0" b="0"/>
+            <wp:docPr id="1818894718" name="图片 1"/>
+            <wp:cNvGraphicFramePr>
+              <a:graphicFrameLocks xmlns:a="http://schemas.openxmlformats.org/drawingml/2006/main" noChangeAspect="1"/>
+            </wp:cNvGraphicFramePr>
+            <a:graphic xmlns:a="http://schemas.openxmlformats.org/drawingml/2006/main">
+              <a:graphicData uri="http://schemas.openxmlformats.org/drawingml/2006/picture">
+                <pic:pic xmlns:pic="http://schemas.openxmlformats.org/drawingml/2006/picture">
+                  <pic:nvPicPr>
+                    <pic:cNvPr id="1818894718" name=""/>
+                    <pic:cNvPicPr/>
+                  </pic:nvPicPr>
+                  <pic:blipFill>
+                    <a:blip r:embed="rId10"/>
+                    <a:stretch>
+                      <a:fillRect/>
+                    </a:stretch>
+                  </pic:blipFill>
+                  <pic:spPr>
+                    <a:xfrm>
+                      <a:off x="0" y="0"/>
+                      <a:ext cx="5274310" cy="3216275"/>
+                    </a:xfrm>
+                    <a:prstGeom prst="rect">
+                      <a:avLst/>
+                    </a:prstGeom>
+                  </pic:spPr>
+                </pic:pic>
+              </a:graphicData>
+            </a:graphic>
+          </wp:inline>
+        </w:drawing>
+      </w:r>
+    </w:p>
+    <w:p/>
+    <w:p>
+      <w:r>
+        <w:rPr>
+          <w:rFonts w:hint="eastAsia"/>
+        </w:rPr>
+        <w:t>14 子列表没有显示状态栏</w:t>
+      </w:r>
+    </w:p>
+    <w:p>
+      <w:r>
+        <w:drawing>
+          <wp:inline distT="0" distB="0" distL="0" distR="0" wp14:anchorId="1410DDB4" wp14:editId="32AEFA8A">
+            <wp:extent cx="5274310" cy="2806700"/>
+            <wp:effectExtent l="0" t="0" r="0" b="0"/>
+            <wp:docPr id="1685103014" name="图片 1"/>
+            <wp:cNvGraphicFramePr>
+              <a:graphicFrameLocks xmlns:a="http://schemas.openxmlformats.org/drawingml/2006/main" noChangeAspect="1"/>
+            </wp:cNvGraphicFramePr>
+            <a:graphic xmlns:a="http://schemas.openxmlformats.org/drawingml/2006/main">
+              <a:graphicData uri="http://schemas.openxmlformats.org/drawingml/2006/picture">
+                <pic:pic xmlns:pic="http://schemas.openxmlformats.org/drawingml/2006/picture">
+                  <pic:nvPicPr>
+                    <pic:cNvPr id="1685103014" name=""/>
+                    <pic:cNvPicPr/>
+                  </pic:nvPicPr>
+                  <pic:blipFill>
+                    <a:blip r:embed="rId11"/>
+                    <a:stretch>
+                      <a:fillRect/>
+                    </a:stretch>
+                  </pic:blipFill>
+                  <pic:spPr>
+                    <a:xfrm>
+                      <a:off x="0" y="0"/>
+                      <a:ext cx="5274310" cy="2806700"/>
+                    </a:xfrm>
+                    <a:prstGeom prst="rect">
+                      <a:avLst/>
+                    </a:prstGeom>
+                  </pic:spPr>
+                </pic:pic>
+              </a:graphicData>
+            </a:graphic>
+          </wp:inline>
+        </w:drawing>
+      </w:r>
+    </w:p>
+    <w:p>
+      <w:r>
+        <w:rPr>
+          <w:rFonts w:hint="eastAsia"/>
+        </w:rPr>
+        <w:t>15.列表配置参数映射的时候，不需要必须显示配置查询条件打开，这样回很麻烦</w:t>
+      </w:r>
+    </w:p>
+    <w:p>
+      <w:pPr>
+        <w:rPr>
+          <w:rFonts w:hint="eastAsia"/>
+        </w:rPr>
+      </w:pPr>
+      <w:r>
+        <w:rPr>
+          <w:rFonts w:hint="eastAsia"/>
+        </w:rPr>
+        <w:t>16. 子表单属性设置只读后，无法接受到对应的值了，其实就是想显示一下传递过来的值</w:t>
+      </w:r>
+      <w:r>
+        <w:rPr>
+          <w:rFonts w:hint="eastAsia"/>
+        </w:rPr>
+        <w:t>（或者是后续设置只读不允许页面修改，但是程序可以修改呢，考虑一下）</w:t>
+      </w:r>
+    </w:p>
+    <w:p>
+      <w:r>
+        <w:drawing>
+          <wp:inline distT="0" distB="0" distL="0" distR="0" wp14:anchorId="3EB5F8B3" wp14:editId="27461CA8">
+            <wp:extent cx="5274310" cy="2752725"/>
+            <wp:effectExtent l="0" t="0" r="0" b="3175"/>
+            <wp:docPr id="2131771450" name="图片 1"/>
+            <wp:cNvGraphicFramePr>
+              <a:graphicFrameLocks xmlns:a="http://schemas.openxmlformats.org/drawingml/2006/main" noChangeAspect="1"/>
+            </wp:cNvGraphicFramePr>
+            <a:graphic xmlns:a="http://schemas.openxmlformats.org/drawingml/2006/main">
+              <a:graphicData uri="http://schemas.openxmlformats.org/drawingml/2006/picture">
+                <pic:pic xmlns:pic="http://schemas.openxmlformats.org/drawingml/2006/picture">
+                  <pic:nvPicPr>
+                    <pic:cNvPr id="2131771450" name=""/>
+                    <pic:cNvPicPr/>
+                  </pic:nvPicPr>
+                  <pic:blipFill>
+                    <a:blip r:embed="rId12"/>
+                    <a:stretch>
+                      <a:fillRect/>
+                    </a:stretch>
+                  </pic:blipFill>
+                  <pic:spPr>
+                    <a:xfrm>
+                      <a:off x="0" y="0"/>
+                      <a:ext cx="5274310" cy="2752725"/>
+                    </a:xfrm>
+                    <a:prstGeom prst="rect">
+                      <a:avLst/>
+                    </a:prstGeom>
+                  </pic:spPr>
+                </pic:pic>
+              </a:graphicData>
+            </a:graphic>
+          </wp:inline>
+        </w:drawing>
+      </w:r>
+    </w:p>
+    <w:p>
+      <w:r>
+        <w:lastRenderedPageBreak/>
+        <w:drawing>
+          <wp:inline distT="0" distB="0" distL="0" distR="0" wp14:anchorId="7DBEC9E9" wp14:editId="16B0D293">
+            <wp:extent cx="5274310" cy="2718435"/>
+            <wp:effectExtent l="0" t="0" r="0" b="0"/>
+            <wp:docPr id="211820978" name="图片 1"/>
+            <wp:cNvGraphicFramePr>
+              <a:graphicFrameLocks xmlns:a="http://schemas.openxmlformats.org/drawingml/2006/main" noChangeAspect="1"/>
+            </wp:cNvGraphicFramePr>
+            <a:graphic xmlns:a="http://schemas.openxmlformats.org/drawingml/2006/main">
+              <a:graphicData uri="http://schemas.openxmlformats.org/drawingml/2006/picture">
+                <pic:pic xmlns:pic="http://schemas.openxmlformats.org/drawingml/2006/picture">
+                  <pic:nvPicPr>
+                    <pic:cNvPr id="211820978" name=""/>
+                    <pic:cNvPicPr/>
+                  </pic:nvPicPr>
+                  <pic:blipFill>
+                    <a:blip r:embed="rId13"/>
+                    <a:stretch>
+                      <a:fillRect/>
+                    </a:stretch>
+                  </pic:blipFill>
+                  <pic:spPr>
+                    <a:xfrm>
+                      <a:off x="0" y="0"/>
+                      <a:ext cx="5274310" cy="2718435"/>
+                    </a:xfrm>
+                    <a:prstGeom prst="rect">
+                      <a:avLst/>
+                    </a:prstGeom>
+                  </pic:spPr>
+                </pic:pic>
+              </a:graphicData>
+            </a:graphic>
+          </wp:inline>
+        </w:drawing>
+      </w:r>
+    </w:p>
+    <w:p/>
+    <w:p>
+      <w:pPr>
+        <w:rPr>
+          <w:rFonts w:hint="eastAsia"/>
+        </w:rPr>
+      </w:pPr>
+      <w:r>
+        <w:rPr>
+          <w:rFonts w:hint="eastAsia"/>
+        </w:rPr>
+        <w:t>17 这个子页面配置与联动的配置合并一下，参数还是以现在的联动为准，是否显示通过这个来设置</w:t>
+      </w:r>
+      <w:r>
+        <w:rPr>
+          <w:rFonts w:hint="eastAsia"/>
+        </w:rPr>
+        <w:t>，或者都放到联动中设置</w:t>
+      </w:r>
+    </w:p>
+    <w:p>
+      <w:r>
+        <w:drawing>
+          <wp:inline distT="0" distB="0" distL="0" distR="0" wp14:anchorId="6CA70992" wp14:editId="2233B4A9">
+            <wp:extent cx="5274310" cy="3157855"/>
+            <wp:effectExtent l="0" t="0" r="0" b="4445"/>
+            <wp:docPr id="1703670696" name="图片 1"/>
+            <wp:cNvGraphicFramePr>
+              <a:graphicFrameLocks xmlns:a="http://schemas.openxmlformats.org/drawingml/2006/main" noChangeAspect="1"/>
+            </wp:cNvGraphicFramePr>
+            <a:graphic xmlns:a="http://schemas.openxmlformats.org/drawingml/2006/main">
+              <a:graphicData uri="http://schemas.openxmlformats.org/drawingml/2006/picture">
+                <pic:pic xmlns:pic="http://schemas.openxmlformats.org/drawingml/2006/picture">
+                  <pic:nvPicPr>
+                    <pic:cNvPr id="1703670696" name=""/>
+                    <pic:cNvPicPr/>
+                  </pic:nvPicPr>
+                  <pic:blipFill>
+                    <a:blip r:embed="rId14"/>
+                    <a:stretch>
+                      <a:fillRect/>
+                    </a:stretch>
+                  </pic:blipFill>
+                  <pic:spPr>
+                    <a:xfrm>
+                      <a:off x="0" y="0"/>
+                      <a:ext cx="5274310" cy="3157855"/>
+                    </a:xfrm>
+                    <a:prstGeom prst="rect">
+                      <a:avLst/>
+                    </a:prstGeom>
+                  </pic:spPr>
+                </pic:pic>
+              </a:graphicData>
+            </a:graphic>
+          </wp:inline>
+        </w:drawing>
+      </w:r>
+    </w:p>
+    <w:p/>
+    <w:p>
+      <w:r>
+        <w:rPr>
+          <w:rFonts w:hint="eastAsia"/>
+        </w:rPr>
+        <w:t>18.表单组件中要不要增加一个组的概念，比如整个组内必填或者显示隐藏是统一的？</w:t>
+      </w:r>
+    </w:p>
+    <w:p>
+      <w:r>
+        <w:rPr>
+          <w:rFonts w:hint="eastAsia"/>
+        </w:rPr>
+        <w:t>19.有个问题很难受，列表按钮配置了打开的表单，表单重新发布后，按钮打开的还是原来的表单，按钮对应的列表还需要重新发布，感觉是时候去掉表单的版本了</w:t>
+      </w:r>
+    </w:p>
+    <w:p>
+      <w:r>
+        <w:rPr>
+          <w:rFonts w:hint="eastAsia"/>
+        </w:rPr>
+        <w:t>20.数据校验里面的附件逻辑必填，融合在基础与布局中比较合适</w:t>
+      </w:r>
+    </w:p>
+    <w:p>
+      <w:r>
+        <w:rPr>
+          <w:rFonts w:hint="eastAsia"/>
+        </w:rPr>
+        <w:t>21 目前有一种场景不支持，当前节点无需配置审批人，运行的时候指定即可</w:t>
+      </w:r>
+    </w:p>
+    <w:p>
+      <w:r>
+        <w:rPr>
+          <w:rFonts w:hint="eastAsia"/>
+        </w:rPr>
+        <w:t>22.</w:t>
+      </w:r>
+      <w:r>
+        <w:rPr>
+          <w:rFonts w:hint="eastAsia"/>
+        </w:rPr>
+        <w:t>流程配置中，</w:t>
+      </w:r>
+      <w:r>
+        <w:rPr>
+          <w:rFonts w:hint="eastAsia"/>
+        </w:rPr>
+        <w:t>用户范围</w:t>
+      </w:r>
+      <w:r>
+        <w:rPr>
+          <w:rFonts w:hint="eastAsia"/>
+        </w:rPr>
+        <w:t>实体用户关系字段，其实可以一级一级的选择，比如我想选择用户所属部门里面的创建人，只要是实体关系的，就可以进行选择</w:t>
+      </w:r>
+    </w:p>
+    <w:p>
+      <w:r>
+        <w:rPr>
+          <w:rFonts w:hint="eastAsia"/>
+        </w:rPr>
+        <w:t>23 看下现在流程提交的时候有没有显示子列表或者子表单必须存在数据</w:t>
+      </w:r>
+      <w:r>
+        <w:rPr>
+          <w:rFonts w:hint="eastAsia"/>
+        </w:rPr>
+        <w:t>，要增加这个的校验，比如需求申请，没有需求条目不允许提交</w:t>
+      </w:r>
+    </w:p>
+    <w:p/>
+    <w:p>
+      <w:pPr>
+        <w:rPr>
+          <w:rFonts w:hint="eastAsia"/>
+        </w:rPr>
+      </w:pPr>
+      <w:r>
+        <w:rPr>
+          <w:rFonts w:hint="eastAsia"/>
+        </w:rPr>
+        <w:lastRenderedPageBreak/>
+        <w:t>24 tab 页面包括其他的添加的组件，可以设置显隐条件</w:t>
+      </w:r>
+      <w:r>
+        <w:rPr>
+          <w:rFonts w:hint="eastAsia"/>
+        </w:rPr>
+        <w:t>，记得这个有来着，怎么没了</w:t>
+      </w:r>
+    </w:p>
+    <w:p>
+      <w:pPr>
+        <w:rPr>
+          <w:rFonts w:hint="eastAsia"/>
+        </w:rPr>
+      </w:pPr>
+      <w:r>
+        <w:rPr>
+          <w:rFonts w:hint="eastAsia"/>
+        </w:rPr>
+        <w:t xml:space="preserve">25 </w:t>
+      </w:r>
+      <w:r>
+        <w:rPr>
+          <w:rFonts w:hint="eastAsia"/>
+        </w:rPr>
+        <w:t>文件预览</w:t>
+      </w:r>
+      <w:r>
+        <w:rPr>
+          <w:rFonts w:hint="eastAsia"/>
+        </w:rPr>
+        <w:t>，暂时先支持PDF和图片吧</w:t>
+      </w:r>
+    </w:p>
+    <w:p/>
+    <w:p>
+      <w:r>
+        <w:rPr>
+          <w:rFonts w:hint="eastAsia"/>
+        </w:rPr>
+        <w:t xml:space="preserve">26 在 </w:t>
+      </w:r>
+      <w:r>
+        <w:t>integration</w:t>
+      </w:r>
+      <w:r>
+        <w:rPr>
+          <w:rFonts w:hint="eastAsia"/>
+        </w:rPr>
+        <w:t xml:space="preserve"> 中再增加一个pdf的辅助类</w:t>
+      </w:r>
+    </w:p>
+    <w:p>
+      <w:pPr>
+        <w:rPr>
+          <w:rFonts w:hint="eastAsia"/>
+        </w:rPr>
+      </w:pPr>
+      <w:r>
+        <w:rPr>
+          <w:rFonts w:hint="eastAsia"/>
+        </w:rPr>
+        <w:t>27 添加的节点每个节点增加一个自己的设置</w:t>
+      </w:r>
+      <w:r>
+        <w:rPr>
+          <w:rFonts w:hint="eastAsia"/>
+        </w:rPr>
+        <w:t>（目前都融在布局与层级里面，感觉不友好）</w:t>
+      </w:r>
+    </w:p>
+    <w:p>
+      <w:pPr>
+        <w:pStyle w:val="mb-2"/>
+        <w:spacing w:before="0" w:beforeAutospacing="0" w:after="0" w:afterAutospacing="0"/>
+        <w:rPr>
+          <w:rFonts w:ascii="Arial" w:hAnsi="Arial" w:cs="Arial"/>
+          <w:sz w:val="20"/>
+          <w:szCs w:val="20"/>
+        </w:rPr>
+      </w:pPr>
+      <w:r>
+        <w:rPr>
+          <w:rFonts w:hint="eastAsia"/>
+        </w:rPr>
+        <w:t xml:space="preserve">28 </w:t>
+      </w:r>
+      <w:r>
+        <w:rPr>
+          <w:rFonts w:ascii="Arial" w:hAnsi="Arial" w:cs="Arial"/>
+          <w:sz w:val="20"/>
+          <w:szCs w:val="20"/>
+        </w:rPr>
+        <w:t>现在表单设置中，选中单选或者多选实体后，选择实体的范围怎么定义</w:t>
+      </w:r>
+      <w:r>
+        <w:rPr>
+          <w:rFonts w:ascii="Arial" w:hAnsi="Arial" w:cs="Arial" w:hint="eastAsia"/>
+          <w:sz w:val="20"/>
+          <w:szCs w:val="20"/>
+        </w:rPr>
+        <w:t>，目前好像没办法定义</w:t>
+      </w:r>
+    </w:p>
+    <w:p>
+      <w:pPr>
+        <w:pStyle w:val="mb-2"/>
+        <w:spacing w:before="0" w:beforeAutospacing="0" w:after="0" w:afterAutospacing="0"/>
+        <w:rPr>
+          <w:rFonts w:ascii="Arial" w:hAnsi="Arial" w:cs="Arial"/>
+          <w:sz w:val="20"/>
+          <w:szCs w:val="20"/>
+        </w:rPr>
+      </w:pPr>
+      <w:r>
+        <w:rPr>
+          <w:rFonts w:ascii="Arial" w:hAnsi="Arial" w:cs="Arial" w:hint="eastAsia"/>
+          <w:sz w:val="20"/>
+          <w:szCs w:val="20"/>
+        </w:rPr>
+        <w:t xml:space="preserve">29 </w:t>
+      </w:r>
+      <w:r>
+        <w:rPr>
+          <w:rFonts w:ascii="Arial" w:hAnsi="Arial" w:cs="Arial" w:hint="eastAsia"/>
+          <w:sz w:val="20"/>
+          <w:szCs w:val="20"/>
+        </w:rPr>
+        <w:t>自定义节点</w:t>
+      </w:r>
+      <w:r>
+        <w:rPr>
+          <w:rFonts w:ascii="Arial" w:hAnsi="Arial" w:cs="Arial" w:hint="eastAsia"/>
+          <w:sz w:val="20"/>
+          <w:szCs w:val="20"/>
+        </w:rPr>
+        <w:t>变成这样显示了</w:t>
+      </w:r>
+    </w:p>
+    <w:p>
+      <w:pPr>
+        <w:pStyle w:val="mb-2"/>
+        <w:spacing w:before="0" w:beforeAutospacing="0" w:after="0" w:afterAutospacing="0"/>
+        <w:rPr>
+          <w:rFonts w:ascii="Arial" w:hAnsi="Arial" w:cs="Arial" w:hint="eastAsia"/>
+          <w:sz w:val="20"/>
+          <w:szCs w:val="20"/>
+        </w:rPr>
+      </w:pPr>
+      <w:r>
+        <w:rPr>
+          <w:rFonts w:ascii="Arial" w:hAnsi="Arial" w:cs="Arial"/>
+          <w:sz w:val="20"/>
+          <w:szCs w:val="20"/>
+        </w:rPr>
+        <w:drawing>
+          <wp:inline distT="0" distB="0" distL="0" distR="0" wp14:anchorId="555C8D76" wp14:editId="7BA7EE75">
+            <wp:extent cx="5274310" cy="3533140"/>
+            <wp:effectExtent l="0" t="0" r="0" b="0"/>
+            <wp:docPr id="2132056635" name="图片 1"/>
+            <wp:cNvGraphicFramePr>
+              <a:graphicFrameLocks xmlns:a="http://schemas.openxmlformats.org/drawingml/2006/main" noChangeAspect="1"/>
+            </wp:cNvGraphicFramePr>
+            <a:graphic xmlns:a="http://schemas.openxmlformats.org/drawingml/2006/main">
+              <a:graphicData uri="http://schemas.openxmlformats.org/drawingml/2006/picture">
+                <pic:pic xmlns:pic="http://schemas.openxmlformats.org/drawingml/2006/picture">
+                  <pic:nvPicPr>
+                    <pic:cNvPr id="2132056635" name=""/>
+                    <pic:cNvPicPr/>
+                  </pic:nvPicPr>
+                  <pic:blipFill>
+                    <a:blip r:embed="rId15"/>
+                    <a:stretch>
+                      <a:fillRect/>
+                    </a:stretch>
+                  </pic:blipFill>
+                  <pic:spPr>
+                    <a:xfrm>
+                      <a:off x="0" y="0"/>
+                      <a:ext cx="5274310" cy="3533140"/>
+                    </a:xfrm>
+                    <a:prstGeom prst="rect">
+                      <a:avLst/>
+                    </a:prstGeom>
+                  </pic:spPr>
+                </pic:pic>
+              </a:graphicData>
+            </a:graphic>
+          </wp:inline>
+        </w:drawing>
+      </w:r>
+    </w:p>
+    <w:p>
+      <w:pPr>
+        <w:widowControl/>
+        <w:jc w:val="left"/>
+        <w:rPr>
+          <w:rFonts w:ascii="宋体" w:eastAsia="宋体" w:hAnsi="宋体" w:cs="宋体"/>
+          <w:kern w:val="0"/>
+          <w:sz w:val="24"/>
+        </w:rPr>
+      </w:pPr>
+    </w:p>
+    <w:p>
+      <w:pPr>
+        <w:rPr>
+          <w:rFonts w:hint="eastAsia"/>
+        </w:rPr>
+      </w:pPr>
+    </w:p>
+    <w:p>
+      <w:pPr>
+        <w:rPr>
+          <w:rFonts w:hint="eastAsia"/>
+        </w:rPr>
+      </w:pPr>
     </w:p>
     <w:sectPr>
       <w:pgSz w:w="11906" w:h="16838"/>
@@ -942,6 +2000,38 @@
       <w:spacing w:val="5"/>
     </w:rPr>
   </w:style>
+  <w:style w:type="paragraph" w:styleId="ae">
+    <w:name w:val="Normal (Web)"/>
+    <w:basedOn w:val="a"/>
+    <w:uiPriority w:val="99"/>
+    <w:unhideWhenUsed/>
+    <w:rsid w:val="00093696"/>
+    <w:pPr>
+      <w:widowControl/>
+      <w:spacing w:before="100" w:beforeAutospacing="1" w:after="100" w:afterAutospacing="1"/>
+      <w:jc w:val="left"/>
+    </w:pPr>
+    <w:rPr>
+      <w:rFonts w:ascii="宋体" w:eastAsia="宋体" w:hAnsi="宋体" w:cs="宋体"/>
+      <w:kern w:val="0"/>
+      <w:sz w:val="24"/>
+    </w:rPr>
+  </w:style>
+  <w:style w:type="paragraph" w:customStyle="1" w:styleId="mb-2">
+    <w:name w:val="mb-2"/>
+    <w:basedOn w:val="a"/>
+    <w:rsid w:val="0010055D"/>
+    <w:pPr>
+      <w:widowControl/>
+      <w:spacing w:before="100" w:beforeAutospacing="1" w:after="100" w:afterAutospacing="1"/>
+      <w:jc w:val="left"/>
+    </w:pPr>
+    <w:rPr>
+      <w:rFonts w:ascii="宋体" w:eastAsia="宋体" w:hAnsi="宋体" w:cs="宋体"/>
+      <w:kern w:val="0"/>
+      <w:sz w:val="24"/>
+    </w:rPr>
+  </w:style>
 </w:styles>
 </file>
 

--- a/docs/Flow 测试问题汇总.docx
+++ b/docs/Flow 测试问题汇总.docx
@@ -30,23 +30,32 @@
       <w:r>
         <w:rPr>
           <w:rFonts w:hint="eastAsia"/>
+          <w:highlight w:val="green"/>
         </w:rPr>
         <w:t>1、</w:t>
       </w:r>
       <w:r>
         <w:rPr>
           <w:rFonts w:hint="eastAsia"/>
+          <w:highlight w:val="green"/>
         </w:rPr>
         <w:t>表单挪入子页面后，保存全部后再刷新，</w:t>
       </w:r>
       <w:r>
         <w:rPr>
           <w:rFonts w:ascii="Cambria" w:hAnsi="Cambria" w:cs="Cambria" w:hint="eastAsia"/>
+          <w:highlight w:val="green"/>
         </w:rPr>
         <w:t>又跑到外面了，点击发布也提示没有需要发布的内容</w:t>
       </w:r>
     </w:p>
-    <w:p/>
+    <w:p>
+      <w:pPr>
+        <w:rPr>
+          <w:rFonts w:hint="eastAsia"/>
+        </w:rPr>
+      </w:pPr>
+    </w:p>
     <w:p>
       <w:r>
         <w:rPr>
@@ -94,23 +103,20 @@
       <w:r>
         <w:rPr>
           <w:rFonts w:hint="eastAsia"/>
+          <w:highlight w:val="green"/>
         </w:rPr>
         <w:t>2、</w:t>
       </w:r>
       <w:r>
         <w:rPr>
           <w:rFonts w:hint="eastAsia"/>
+          <w:highlight w:val="green"/>
         </w:rPr>
         <w:t>目前列表的操作栏要是配置了打开的表单后，表单再次编辑生效后，打开的还是原来的，目前列表自己都没有版本只分了，这个打开就打开对应编码最新的表单即可</w:t>
       </w:r>
     </w:p>
     <w:p/>
     <w:p>
-      <w:pPr>
-        <w:rPr>
-          <w:rFonts w:hint="eastAsia"/>
-        </w:rPr>
-      </w:pPr>
       <w:r>
         <w:rPr>
           <w:rFonts w:hint="eastAsia"/>
@@ -196,6 +202,7 @@
       <w:r>
         <w:rPr>
           <w:rFonts w:hint="eastAsia"/>
+          <w:highlight w:val="green"/>
         </w:rPr>
         <w:t>5.附件的删除和更新无效</w:t>
       </w:r>
@@ -304,6 +311,11 @@
       </w:r>
     </w:p>
     <w:p>
+      <w:pPr>
+        <w:rPr>
+          <w:rFonts w:hint="eastAsia"/>
+        </w:rPr>
+      </w:pPr>
       <w:r>
         <w:rPr>
           <w:rFonts w:hint="eastAsia"/>
@@ -323,7 +335,6 @@
         <w:t>，最后一步保存成功</w:t>
       </w:r>
     </w:p>
-    <w:p/>
     <w:p>
       <w:pPr>
         <w:pStyle w:val="ae"/>
@@ -412,11 +423,6 @@
       </w:r>
     </w:p>
     <w:p>
-      <w:pPr>
-        <w:rPr>
-          <w:rFonts w:hint="eastAsia"/>
-        </w:rPr>
-      </w:pPr>
       <w:r>
         <w:rPr>
           <w:rFonts w:hint="eastAsia"/>
@@ -432,6 +438,9 @@
     </w:p>
     <w:p>
       <w:r>
+        <w:rPr>
+          <w:noProof/>
+        </w:rPr>
         <w:drawing>
           <wp:inline distT="0" distB="0" distL="0" distR="0" wp14:anchorId="74A013D6" wp14:editId="2899B56D">
             <wp:extent cx="5274310" cy="2292985"/>
@@ -471,6 +480,9 @@
     </w:p>
     <w:p>
       <w:r>
+        <w:rPr>
+          <w:noProof/>
+        </w:rPr>
         <w:lastRenderedPageBreak/>
         <w:drawing>
           <wp:inline distT="0" distB="0" distL="0" distR="0" wp14:anchorId="0353E5A8" wp14:editId="35D2A778">
@@ -519,6 +531,9 @@
     </w:p>
     <w:p>
       <w:r>
+        <w:rPr>
+          <w:noProof/>
+        </w:rPr>
         <w:drawing>
           <wp:inline distT="0" distB="0" distL="0" distR="0" wp14:anchorId="0EAA026B" wp14:editId="06872153">
             <wp:extent cx="5274310" cy="3216275"/>
@@ -567,6 +582,9 @@
     </w:p>
     <w:p>
       <w:r>
+        <w:rPr>
+          <w:noProof/>
+        </w:rPr>
         <w:drawing>
           <wp:inline distT="0" distB="0" distL="0" distR="0" wp14:anchorId="1410DDB4" wp14:editId="32AEFA8A">
             <wp:extent cx="5274310" cy="2806700"/>
@@ -613,11 +631,6 @@
       </w:r>
     </w:p>
     <w:p>
-      <w:pPr>
-        <w:rPr>
-          <w:rFonts w:hint="eastAsia"/>
-        </w:rPr>
-      </w:pPr>
       <w:r>
         <w:rPr>
           <w:rFonts w:hint="eastAsia"/>
@@ -633,6 +646,9 @@
     </w:p>
     <w:p>
       <w:r>
+        <w:rPr>
+          <w:noProof/>
+        </w:rPr>
         <w:drawing>
           <wp:inline distT="0" distB="0" distL="0" distR="0" wp14:anchorId="3EB5F8B3" wp14:editId="27461CA8">
             <wp:extent cx="5274310" cy="2752725"/>
@@ -672,6 +688,9 @@
     </w:p>
     <w:p>
       <w:r>
+        <w:rPr>
+          <w:noProof/>
+        </w:rPr>
         <w:lastRenderedPageBreak/>
         <w:drawing>
           <wp:inline distT="0" distB="0" distL="0" distR="0" wp14:anchorId="7DBEC9E9" wp14:editId="16B0D293">
@@ -712,11 +731,6 @@
     </w:p>
     <w:p/>
     <w:p>
-      <w:pPr>
-        <w:rPr>
-          <w:rFonts w:hint="eastAsia"/>
-        </w:rPr>
-      </w:pPr>
       <w:r>
         <w:rPr>
           <w:rFonts w:hint="eastAsia"/>
@@ -732,6 +746,9 @@
     </w:p>
     <w:p>
       <w:r>
+        <w:rPr>
+          <w:noProof/>
+        </w:rPr>
         <w:drawing>
           <wp:inline distT="0" distB="0" distL="0" distR="0" wp14:anchorId="6CA70992" wp14:editId="2233B4A9">
             <wp:extent cx="5274310" cy="3157855"/>
@@ -844,11 +861,6 @@
     </w:p>
     <w:p/>
     <w:p>
-      <w:pPr>
-        <w:rPr>
-          <w:rFonts w:hint="eastAsia"/>
-        </w:rPr>
-      </w:pPr>
       <w:r>
         <w:rPr>
           <w:rFonts w:hint="eastAsia"/>
@@ -864,11 +876,6 @@
       </w:r>
     </w:p>
     <w:p>
-      <w:pPr>
-        <w:rPr>
-          <w:rFonts w:hint="eastAsia"/>
-        </w:rPr>
-      </w:pPr>
       <w:r>
         <w:rPr>
           <w:rFonts w:hint="eastAsia"/>
@@ -907,11 +914,6 @@
       </w:r>
     </w:p>
     <w:p>
-      <w:pPr>
-        <w:rPr>
-          <w:rFonts w:hint="eastAsia"/>
-        </w:rPr>
-      </w:pPr>
       <w:r>
         <w:rPr>
           <w:rFonts w:hint="eastAsia"/>
@@ -998,7 +1000,7 @@
         <w:pStyle w:val="mb-2"/>
         <w:spacing w:before="0" w:beforeAutospacing="0" w:after="0" w:afterAutospacing="0"/>
         <w:rPr>
-          <w:rFonts w:ascii="Arial" w:hAnsi="Arial" w:cs="Arial" w:hint="eastAsia"/>
+          <w:rFonts w:ascii="Arial" w:hAnsi="Arial" w:cs="Arial"/>
           <w:sz w:val="20"/>
           <w:szCs w:val="20"/>
         </w:rPr>
@@ -1006,6 +1008,7 @@
       <w:r>
         <w:rPr>
           <w:rFonts w:ascii="Arial" w:hAnsi="Arial" w:cs="Arial"/>
+          <w:noProof/>
           <w:sz w:val="20"/>
           <w:szCs w:val="20"/>
         </w:rPr>
@@ -1057,20 +1060,8 @@
         </w:rPr>
       </w:pPr>
     </w:p>
-    <w:p>
-      <w:pPr>
-        <w:rPr>
-          <w:rFonts w:hint="eastAsia"/>
-        </w:rPr>
-      </w:pPr>
-    </w:p>
-    <w:p>
-      <w:pPr>
-        <w:rPr>
-          <w:rFonts w:hint="eastAsia"/>
-        </w:rPr>
-      </w:pPr>
-    </w:p>
+    <w:p/>
+    <w:p/>
     <w:sectPr>
       <w:pgSz w:w="11906" w:h="16838"/>
       <w:pgMar w:top="1440" w:right="1800" w:bottom="1440" w:left="1800" w:header="851" w:footer="992" w:gutter="0"/>
